--- a/docs/Symmetries_in_Physics-Understanding_U(1)_SU(2)_SU(3)_and_SO(3,1).docx
+++ b/docs/Symmetries_in_Physics-Understanding_U(1)_SU(2)_SU(3)_and_SO(3,1).docx
@@ -66,11 +66,66 @@
     </w:p>
     <w:p/>
     <w:p>
+      <w:pPr>
+        <w:rPr>
+          <w:i/>
+          <w:iCs/>
+        </w:rPr>
+      </w:pPr>
       <w:r>
+        <w:rPr>
+          <w:i/>
+          <w:iCs/>
+        </w:rPr>
         <w:t>(picture credited to Sabine Hossenfelder)</w:t>
       </w:r>
     </w:p>
     <w:p/>
+    <w:p>
+      <w:pPr>
+        <w:pStyle w:val="Heading1"/>
+      </w:pPr>
+      <w:r>
+        <w:t>Introductory Notes</w:t>
+      </w:r>
+    </w:p>
+    <w:p/>
+    <w:p>
+      <w:pPr>
+        <w:pStyle w:val="Heading2"/>
+      </w:pPr>
+      <w:r>
+        <w:t>Lie Group</w:t>
+      </w:r>
+    </w:p>
+    <w:p>
+      <w:r>
+        <w:t>Informal Definition and related discussion</w:t>
+      </w:r>
+    </w:p>
+    <w:p/>
+    <w:p>
+      <w:r>
+        <w:t>Manifold</w:t>
+      </w:r>
+    </w:p>
+    <w:p>
+      <w:r>
+        <w:t xml:space="preserve">Topological space </w:t>
+      </w:r>
+      <w:r>
+        <w:t xml:space="preserve">which locally resemble Euclidean space at which point. </w:t>
+      </w:r>
+    </w:p>
+    <w:p/>
+    <w:p>
+      <w:pPr>
+        <w:pStyle w:val="Heading2"/>
+      </w:pPr>
+      <w:r>
+        <w:t>Special Unitary Group SU(n)</w:t>
+      </w:r>
+    </w:p>
     <w:p/>
     <w:p/>
     <w:p/>
@@ -545,10 +600,9 @@
     <w:next w:val="Normal"/>
     <w:link w:val="Heading2Char"/>
     <w:uiPriority w:val="9"/>
-    <w:semiHidden/>
     <w:unhideWhenUsed/>
     <w:qFormat/>
-    <w:rsid w:val="00BE724D"/>
+    <w:rsid w:val="00B27A14"/>
     <w:pPr>
       <w:keepNext/>
       <w:keepLines/>
@@ -557,6 +611,7 @@
     <w:rPr>
       <w:rFonts w:ascii="Calibri" w:eastAsiaTheme="majorEastAsia" w:hAnsi="Calibri" w:cstheme="majorBidi"/>
       <w:color w:val="0F4761" w:themeColor="accent1" w:themeShade="BF"/>
+      <w:sz w:val="24"/>
       <w:szCs w:val="32"/>
     </w:rPr>
   </w:style>
@@ -758,8 +813,7 @@
     <w:basedOn w:val="DefaultParagraphFont"/>
     <w:link w:val="Heading2"/>
     <w:uiPriority w:val="9"/>
-    <w:semiHidden/>
-    <w:rsid w:val="00BE724D"/>
+    <w:rsid w:val="00B27A14"/>
     <w:rPr>
       <w:rFonts w:ascii="Calibri" w:eastAsiaTheme="majorEastAsia" w:hAnsi="Calibri" w:cstheme="majorBidi"/>
       <w:color w:val="0F4761" w:themeColor="accent1" w:themeShade="BF"/>

--- a/docs/Symmetries_in_Physics-Understanding_U(1)_SU(2)_SU(3)_and_SO(3,1).docx
+++ b/docs/Symmetries_in_Physics-Understanding_U(1)_SU(2)_SU(3)_and_SO(3,1).docx
@@ -105,6 +105,78 @@
     </w:p>
     <w:p/>
     <w:p>
+      <w:pPr>
+        <w:pStyle w:val="Heading3"/>
+      </w:pPr>
+      <w:r>
+        <w:t>Hausdorff space</w:t>
+      </w:r>
+    </w:p>
+    <w:p>
+      <w:r>
+        <w:rPr>
+          <w:i/>
+          <w:iCs/>
+        </w:rPr>
+        <w:t>Hausdorff space</w:t>
+      </w:r>
+      <w:r>
+        <w:t xml:space="preserve"> is also known as </w:t>
+      </w:r>
+      <m:oMath>
+        <m:sSub>
+          <m:sSubPr>
+            <m:ctrlPr>
+              <w:rPr>
+                <w:rFonts w:ascii="Cambria Math" w:hAnsi="Cambria Math"/>
+                <w:i/>
+              </w:rPr>
+            </m:ctrlPr>
+          </m:sSubPr>
+          <m:e>
+            <m:r>
+              <w:rPr>
+                <w:rFonts w:ascii="Cambria Math" w:hAnsi="Cambria Math"/>
+              </w:rPr>
+              <m:t>T</m:t>
+            </m:r>
+          </m:e>
+          <m:sub>
+            <m:r>
+              <w:rPr>
+                <w:rFonts w:ascii="Cambria Math" w:hAnsi="Cambria Math"/>
+              </w:rPr>
+              <m:t>2</m:t>
+            </m:r>
+          </m:sub>
+        </m:sSub>
+      </m:oMath>
+      <w:r>
+        <w:rPr>
+          <w:rFonts w:eastAsiaTheme="minorEastAsia"/>
+        </w:rPr>
+        <w:t xml:space="preserve"> space or </w:t>
+      </w:r>
+      <w:r>
+        <w:rPr>
+          <w:rFonts w:eastAsiaTheme="minorEastAsia"/>
+          <w:i/>
+          <w:iCs/>
+        </w:rPr>
+        <w:t>separated space</w:t>
+      </w:r>
+      <w:r>
+        <w:rPr>
+          <w:rFonts w:eastAsiaTheme="minorEastAsia"/>
+        </w:rPr>
+        <w:t xml:space="preserve">. </w:t>
+      </w:r>
+    </w:p>
+    <w:p/>
+    <w:p>
+      <w:pPr>
+        <w:pStyle w:val="Heading3"/>
+      </w:pPr>
       <w:r>
         <w:t>Manifold</w:t>
       </w:r>
@@ -117,6 +189,120 @@
         <w:t xml:space="preserve">which locally resemble Euclidean space at which point. </w:t>
       </w:r>
     </w:p>
+    <w:p>
+      <w:r>
+        <w:t xml:space="preserve">More precisely, </w:t>
+      </w:r>
+      <w:r>
+        <w:t xml:space="preserve">an </w:t>
+      </w:r>
+      <m:oMath>
+        <m:r>
+          <w:rPr>
+            <w:rFonts w:ascii="Cambria Math" w:hAnsi="Cambria Math"/>
+          </w:rPr>
+          <m:t>n</m:t>
+        </m:r>
+      </m:oMath>
+      <w:r>
+        <w:t xml:space="preserve">-dimensional manifold is a topological space with the property that each point has neighborhood that is homeomorphic to an open subset of </w:t>
+      </w:r>
+      <m:oMath>
+        <m:r>
+          <w:rPr>
+            <w:rFonts w:ascii="Cambria Math" w:hAnsi="Cambria Math"/>
+          </w:rPr>
+          <m:t>n</m:t>
+        </m:r>
+      </m:oMath>
+      <w:r>
+        <w:t xml:space="preserve">-dimensional Euclidean space. </w:t>
+      </w:r>
+    </w:p>
+    <w:p/>
+    <w:p>
+      <w:pPr>
+        <w:rPr>
+          <w:u w:val="single"/>
+        </w:rPr>
+      </w:pPr>
+      <w:r>
+        <w:rPr>
+          <w:u w:val="single"/>
+        </w:rPr>
+        <w:t>Examples of manifolds in one dimension</w:t>
+      </w:r>
+    </w:p>
+    <w:p>
+      <w:r>
+        <w:t>A line is manifold.</w:t>
+      </w:r>
+    </w:p>
+    <w:p>
+      <w:r>
+        <w:t xml:space="preserve">A circle is a manifold. </w:t>
+      </w:r>
+    </w:p>
+    <w:p/>
+    <w:p>
+      <w:pPr>
+        <w:rPr>
+          <w:u w:val="single"/>
+        </w:rPr>
+      </w:pPr>
+      <w:r>
+        <w:rPr>
+          <w:u w:val="single"/>
+        </w:rPr>
+        <w:t xml:space="preserve">Example of what is </w:t>
+      </w:r>
+      <w:r>
+        <w:rPr>
+          <w:b/>
+          <w:bCs/>
+          <w:u w:val="single"/>
+        </w:rPr>
+        <w:t>not</w:t>
+      </w:r>
+      <w:r>
+        <w:rPr>
+          <w:u w:val="single"/>
+        </w:rPr>
+        <w:t xml:space="preserve"> manifold in one dimension</w:t>
+      </w:r>
+    </w:p>
+    <w:p>
+      <w:r>
+        <w:t xml:space="preserve">A self-crossing line such as </w:t>
+      </w:r>
+      <m:oMath>
+        <m:r>
+          <w:rPr>
+            <w:rFonts w:ascii="Cambria Math" w:hAnsi="Cambria Math"/>
+          </w:rPr>
+          <m:t>∞</m:t>
+        </m:r>
+      </m:oMath>
+      <w:r>
+        <w:t xml:space="preserve"> is not a manifold. </w:t>
+      </w:r>
+    </w:p>
+    <w:p/>
+    <w:p>
+      <w:pPr>
+        <w:pStyle w:val="Heading3"/>
+      </w:pPr>
+      <w:r>
+        <w:lastRenderedPageBreak/>
+        <w:t>Differentiable Manifold</w:t>
+      </w:r>
+    </w:p>
+    <w:p>
+      <w:r>
+        <w:t xml:space="preserve">Topological manifold with globally defined differentiable structure. </w:t>
+      </w:r>
+    </w:p>
+    <w:p/>
     <w:p/>
     <w:p>
       <w:pPr>
@@ -621,20 +807,18 @@
     <w:next w:val="Normal"/>
     <w:link w:val="Heading3Char"/>
     <w:uiPriority w:val="9"/>
-    <w:semiHidden/>
     <w:unhideWhenUsed/>
     <w:qFormat/>
-    <w:rsid w:val="00BE724D"/>
+    <w:rsid w:val="00BF0550"/>
     <w:pPr>
       <w:keepNext/>
       <w:keepLines/>
-      <w:spacing w:before="160" w:after="80"/>
       <w:outlineLvl w:val="2"/>
     </w:pPr>
     <w:rPr>
-      <w:rFonts w:eastAsiaTheme="majorEastAsia" w:cstheme="majorBidi"/>
+      <w:rFonts w:ascii="Calibri" w:eastAsiaTheme="majorEastAsia" w:hAnsi="Calibri" w:cstheme="majorBidi"/>
       <w:color w:val="0F4761" w:themeColor="accent1" w:themeShade="BF"/>
-      <w:sz w:val="28"/>
+      <w:sz w:val="22"/>
       <w:szCs w:val="28"/>
     </w:rPr>
   </w:style>
@@ -825,12 +1009,11 @@
     <w:basedOn w:val="DefaultParagraphFont"/>
     <w:link w:val="Heading3"/>
     <w:uiPriority w:val="9"/>
-    <w:semiHidden/>
-    <w:rsid w:val="00BE724D"/>
-    <w:rPr>
-      <w:rFonts w:eastAsiaTheme="majorEastAsia" w:cstheme="majorBidi"/>
+    <w:rsid w:val="00BF0550"/>
+    <w:rPr>
+      <w:rFonts w:ascii="Calibri" w:eastAsiaTheme="majorEastAsia" w:hAnsi="Calibri" w:cstheme="majorBidi"/>
       <w:color w:val="0F4761" w:themeColor="accent1" w:themeShade="BF"/>
-      <w:sz w:val="28"/>
+      <w:sz w:val="22"/>
       <w:szCs w:val="28"/>
     </w:rPr>
   </w:style>
@@ -1104,6 +1287,16 @@
     <w:rPr>
       <w:color w:val="605E5C"/>
       <w:shd w:val="clear" w:color="auto" w:fill="E1DFDD"/>
+    </w:rPr>
+  </w:style>
+  <w:style w:type="character" w:styleId="PlaceholderText">
+    <w:name w:val="Placeholder Text"/>
+    <w:basedOn w:val="DefaultParagraphFont"/>
+    <w:uiPriority w:val="99"/>
+    <w:semiHidden/>
+    <w:rsid w:val="00235311"/>
+    <w:rPr>
+      <w:color w:val="666666"/>
     </w:rPr>
   </w:style>
 </w:styles>
